--- a/templates/to.docx
+++ b/templates/to.docx
@@ -32,7 +32,7 @@
           <w:rFonts w:cs="Times New Roman" w:ascii="Times New Roman" w:hAnsi="Times New Roman"/>
           <w:sz w:val="20"/>
         </w:rPr>
-        <w:t xml:space="preserve">№ 59-2025/___</w:t>
+        <w:t xml:space="preserve">№ {doc_number}</w:t>
       </w:r>
     </w:p>
     <w:p>
@@ -83,7 +83,7 @@
         <w:t>г. Пермь</w:t>
         <w:tab/>
         <w:tab/>
-        <w:t xml:space="preserve">                                                                                     «__» ____________ 2025 г.</w:t>
+        <w:t xml:space="preserve">                                                                                     {doc_date}</w:t>
       </w:r>
     </w:p>
     <w:p>
@@ -136,7 +136,7 @@
       </w:r>
       <w:r>
         <w:rPr/>
-        <w:t xml:space="preserve"> именуемое в дальнейшем «Клиент», в лице Генерального директора {client_signatory_gen} действующего на основании Устава, с одной стороны, и </w:t>
+        <w:t xml:space="preserve"> {client_named} в дальнейшем «Клиент», в лице {client_signatory_role} {client_signatory_gen}, {client_acting} на основании Устава, с одной стороны, и </w:t>
       </w:r>
       <w:r>
         <w:rPr>
@@ -3404,7 +3404,7 @@
           <w:rFonts w:cs="Times New Roman" w:ascii="Times New Roman" w:hAnsi="Times New Roman"/>
           <w:szCs w:val="22"/>
         </w:rPr>
-        <w:t>Приложение № 1 к договору поручения № 59-2025/____ от «_» ___ 2025 г.</w:t>
+        <w:t>Приложение № 1 к договору поручения № {doc_number} от {doc_date}</w:t>
       </w:r>
     </w:p>
     <w:p>
@@ -3450,7 +3450,7 @@
           <w:sz w:val="22"/>
           <w:szCs w:val="22"/>
         </w:rPr>
-        <w:t xml:space="preserve">От «____» _________2025 г.    </w:t>
+        <w:t xml:space="preserve">От «____» _________ 20__ г.    </w:t>
       </w:r>
     </w:p>
     <w:p>
@@ -3553,7 +3553,7 @@
                 <w:sz w:val="22"/>
                 <w:szCs w:val="22"/>
               </w:rPr>
-              <w:t>№                        от «    »                  2024 г.</w:t>
+              <w:t>№                        от «    »                  20__ г.</w:t>
             </w:r>
             <w:r>
               <w:rPr>
@@ -5490,7 +5490,7 @@
           <w:sz w:val="22"/>
           <w:szCs w:val="22"/>
         </w:rPr>
-        <w:t>в соответствии с договором № _______ от «_» ___ 2024 г.</w:t>
+        <w:t>в соответствии с договором № _______ от «_» ___ 20__ г.</w:t>
       </w:r>
     </w:p>
     <w:p>

--- a/templates/to.docx
+++ b/templates/to.docx
@@ -6,6 +6,7 @@
     <w:p>
       <w:pPr>
         <w:pStyle w:val="Style19"/>
+        <w:jc w:val="center"/>
         <w:rPr>
           <w:rFonts w:ascii="Times New Roman" w:hAnsi="Times New Roman" w:cs="Times New Roman"/>
           <w:sz w:val="20"/>
@@ -22,6 +23,7 @@
     <w:p>
       <w:pPr>
         <w:pStyle w:val="Style19"/>
+        <w:jc w:val="center"/>
         <w:rPr>
           <w:rFonts w:ascii="Times New Roman" w:hAnsi="Times New Roman" w:cs="Times New Roman"/>
           <w:sz w:val="20"/>
@@ -71,52 +73,52 @@
     </w:p>
     <w:p>
       <w:pPr>
+        <w:tabs>
+          <w:tab w:val="right" w:pos="9637"/>
+        </w:tabs>
+        <w:jc w:val="left"/>
+      </w:pPr>
+      <w:r>
+        <w:rPr>
+          <w:rFonts w:cs="Times New Roman" w:ascii="Times New Roman" w:hAnsi="Times New Roman"/>
+          <w:lang w:val="ru-RU"/>
+        </w:rPr>
+        <w:t>г. Пермь</w:t>
+        <w:tab/>
+        <w:t>{doc_date}</w:t>
+      </w:r>
+    </w:p>
+    <w:p>
+      <w:pPr>
         <w:pStyle w:val="14"/>
         <w:jc w:val="center"/>
-        <w:rPr/>
+        <w:rPr>
+          <w:rFonts w:ascii="Times New Roman" w:hAnsi="Times New Roman" w:eastAsia="Times New Roman" w:cs="Times New Roman"/>
+          <w:lang w:val="ru-RU"/>
+        </w:rPr>
+      </w:pPr>
+      <w:r>
+        <w:rPr>
+          <w:rFonts w:eastAsia="Times New Roman" w:cs="Times New Roman" w:ascii="Times New Roman" w:hAnsi="Times New Roman"/>
+          <w:lang w:val="ru-RU"/>
+        </w:rPr>
+        <w:t xml:space="preserve"> </w:t>
+      </w:r>
+    </w:p>
+    <w:p>
+      <w:pPr>
+        <w:pStyle w:val="14"/>
+        <w:jc w:val="center"/>
+        <w:rPr>
+          <w:rFonts w:ascii="Times New Roman" w:hAnsi="Times New Roman" w:cs="Times New Roman"/>
+          <w:lang w:val="ru-RU"/>
+        </w:rPr>
       </w:pPr>
       <w:r>
         <w:rPr>
           <w:rFonts w:cs="Times New Roman" w:ascii="Times New Roman" w:hAnsi="Times New Roman"/>
           <w:lang w:val="ru-RU"/>
         </w:rPr>
-        <w:t>г. Пермь</w:t>
-        <w:tab/>
-        <w:tab/>
-        <w:t xml:space="preserve">                                                                                     {doc_date}</w:t>
-      </w:r>
-    </w:p>
-    <w:p>
-      <w:pPr>
-        <w:pStyle w:val="14"/>
-        <w:jc w:val="center"/>
-        <w:rPr>
-          <w:rFonts w:ascii="Times New Roman" w:hAnsi="Times New Roman" w:eastAsia="Times New Roman" w:cs="Times New Roman"/>
-          <w:lang w:val="ru-RU"/>
-        </w:rPr>
-      </w:pPr>
-      <w:r>
-        <w:rPr>
-          <w:rFonts w:eastAsia="Times New Roman" w:cs="Times New Roman" w:ascii="Times New Roman" w:hAnsi="Times New Roman"/>
-          <w:lang w:val="ru-RU"/>
-        </w:rPr>
-        <w:t xml:space="preserve"> </w:t>
-      </w:r>
-    </w:p>
-    <w:p>
-      <w:pPr>
-        <w:pStyle w:val="14"/>
-        <w:jc w:val="center"/>
-        <w:rPr>
-          <w:rFonts w:ascii="Times New Roman" w:hAnsi="Times New Roman" w:cs="Times New Roman"/>
-          <w:lang w:val="ru-RU"/>
-        </w:rPr>
-      </w:pPr>
-      <w:r>
-        <w:rPr>
-          <w:rFonts w:cs="Times New Roman" w:ascii="Times New Roman" w:hAnsi="Times New Roman"/>
-          <w:lang w:val="ru-RU"/>
-        </w:rPr>
       </w:r>
     </w:p>
     <w:p>
@@ -136,7 +138,7 @@
       </w:r>
       <w:r>
         <w:rPr/>
-        <w:t xml:space="preserve"> {client_named} в дальнейшем «Клиент», в лице {client_signatory_role} {client_signatory_gen}, {client_acting} на основании Устава, с одной стороны, и </w:t>
+        <w:t xml:space="preserve"> {client_named} в дальнейшем «Клиент», в лице {client_signatory_role} {client_signatory_gen}{client_basis}, с одной стороны, и </w:t>
       </w:r>
       <w:r>
         <w:rPr>
@@ -3553,7 +3555,7 @@
                 <w:sz w:val="22"/>
                 <w:szCs w:val="22"/>
               </w:rPr>
-              <w:t>№                        от «    »                  20__ г.</w:t>
+              <w:t>№ {doc_number} от {doc_date}</w:t>
             </w:r>
             <w:r>
               <w:rPr>
@@ -5490,7 +5492,7 @@
           <w:sz w:val="22"/>
           <w:szCs w:val="22"/>
         </w:rPr>
-        <w:t>в соответствии с договором № _______ от «_» ___ 20__ г.</w:t>
+        <w:t>в соответствии с договором № {doc_number} от {doc_date}</w:t>
       </w:r>
     </w:p>
     <w:p>
@@ -5563,7 +5565,7 @@
           <w:sz w:val="22"/>
           <w:szCs w:val="22"/>
         </w:rPr>
-        <w:t xml:space="preserve">Поручение подал Клиент:                                                                                     </w:t>
+        <w:t xml:space="preserve">Поручение подал Клиент: {client_name_short}, {client_signatory_sign}</w:t>
       </w:r>
     </w:p>
     <w:p>
@@ -5797,6 +5799,11 @@
           <w:bCs/>
         </w:rPr>
         <w:t>ООО «КОМПЛЕКС-27»</w:t>
+        <w:tab/>
+        <w:tab/>
+        <w:tab/>
+        <w:tab/>
+        <w:t>{client_name_short}</w:t>
       </w:r>
     </w:p>
     <w:p>
@@ -5870,7 +5877,7 @@
         <w:tab/>
         <w:tab/>
         <w:tab/>
-        <w:t xml:space="preserve">____________________ </w:t>
+        <w:t xml:space="preserve">____________________ {client_signatory_sign}</w:t>
         <w:tab/>
       </w:r>
     </w:p>

--- a/templates/to.docx
+++ b/templates/to.docx
@@ -2286,15 +2286,18 @@
           <w:p>
             <w:pPr>
               <w:pStyle w:val="Normal"/>
-              <w:ind w:firstLine="851" w:start="-567" w:end="-284"/>
+              <w:ind w:start="38" w:end="0"/>
               <w:rPr>
                 <w:b/>
+                <w:bCs/>
               </w:rPr>
             </w:pPr>
             <w:r>
               <w:rPr>
                 <w:b/>
-              </w:rPr>
+                <w:bCs/>
+              </w:rPr>
+              <w:t>{client_name_short}</w:t>
             </w:r>
           </w:p>
           <w:p>
@@ -2315,6 +2318,7 @@
       </w:tr>
       <w:tr>
         <w:trPr>
+          <w:cantSplit/>
           <w:trHeight w:val="3945" w:hRule="atLeast"/>
         </w:trPr>
         <w:tc>
@@ -2472,6 +2476,37 @@
               <w:t>Корреспондентский счет 30101810500000000207</w:t>
             </w:r>
           </w:p>
+        </w:tc>
+        <w:tc>
+          <w:tcPr>
+            <w:tcW w:w="4678" w:type="dxa"/>
+            <w:tcBorders/>
+          </w:tcPr>
+          <w:p>
+            <w:pPr>
+              <w:rPr>
+                <w:sz w:val="20"/>
+              </w:rPr>
+            </w:pPr>
+            <w:r>
+              <w:rPr>
+                <w:sz w:val="20"/>
+              </w:rPr>
+              <w:t xml:space="preserve">{client_full_requisites}</w:t>
+            </w:r>
+          </w:p>
+        </w:tc>
+      </w:tr>
+      <w:tr>
+        <w:trPr>
+          <w:cantSplit/>
+          <w:trHeight w:val="3945" w:hRule="atLeast"/>
+        </w:trPr>
+        <w:tc>
+          <w:tcPr>
+            <w:tcW w:w="4786" w:type="dxa"/>
+            <w:tcBorders/>
+          </w:tcPr>
           <w:p>
             <w:pPr>
               <w:pStyle w:val="Style26"/>
@@ -2490,20 +2525,28 @@
             <w:pPr>
               <w:pStyle w:val="Style26"/>
               <w:ind w:firstLine="851" w:start="-567" w:end="-284"/>
-              <w:rPr/>
+              <w:rPr>
+                <w:color w:val="000000"/>
+              </w:rPr>
             </w:pPr>
             <w:r>
-              <w:rPr/>
+              <w:rPr>
+                <w:color w:val="000000"/>
+              </w:rPr>
             </w:r>
           </w:p>
           <w:p>
             <w:pPr>
               <w:pStyle w:val="Style26"/>
               <w:ind w:firstLine="851" w:start="-567" w:end="-284"/>
-              <w:rPr/>
+              <w:rPr>
+                <w:color w:val="000000"/>
+              </w:rPr>
             </w:pPr>
             <w:r>
-              <w:rPr/>
+              <w:rPr>
+                <w:color w:val="000000"/>
+              </w:rPr>
             </w:r>
           </w:p>
           <w:p>
@@ -2538,15 +2581,13 @@
           </w:tcPr>
           <w:p>
             <w:pPr>
-              <w:rPr>
-                <w:sz w:val="20"/>
-              </w:rPr>
+              <w:pStyle w:val="Style26"/>
+              <w:ind w:firstLine="851" w:start="-567" w:end="-284"/>
+              <w:rPr/>
             </w:pPr>
             <w:r>
-              <w:rPr>
-                <w:sz w:val="20"/>
-              </w:rPr>
-              <w:t xml:space="preserve">{client_full_requisites}</w:t>
+              <w:rPr/>
+              <w:t xml:space="preserve"> </w:t>
             </w:r>
           </w:p>
           <w:p>
@@ -2568,6 +2609,7 @@
             </w:pPr>
             <w:r>
               <w:rPr/>
+              <w:t xml:space="preserve"> </w:t>
             </w:r>
           </w:p>
           <w:p>
@@ -2578,153 +2620,13 @@
             </w:pPr>
             <w:r>
               <w:rPr/>
+              <w:t xml:space="preserve">____________________ {client_signatory_sign}</w:t>
             </w:r>
           </w:p>
           <w:p>
             <w:pPr>
               <w:pStyle w:val="Style26"/>
               <w:ind w:firstLine="851" w:start="-567" w:end="-284"/>
-              <w:rPr/>
-            </w:pPr>
-            <w:r>
-              <w:rPr/>
-            </w:r>
-          </w:p>
-          <w:p>
-            <w:pPr>
-              <w:pStyle w:val="Style26"/>
-              <w:ind w:firstLine="851" w:start="-567" w:end="-284"/>
-              <w:rPr/>
-            </w:pPr>
-            <w:r>
-              <w:rPr/>
-            </w:r>
-          </w:p>
-          <w:p>
-            <w:pPr>
-              <w:pStyle w:val="Style26"/>
-              <w:ind w:firstLine="851" w:start="-567" w:end="-284"/>
-              <w:rPr/>
-            </w:pPr>
-            <w:r>
-              <w:rPr/>
-            </w:r>
-          </w:p>
-          <w:p>
-            <w:pPr>
-              <w:pStyle w:val="Style26"/>
-              <w:ind w:firstLine="851" w:start="-567" w:end="-284"/>
-              <w:rPr/>
-            </w:pPr>
-            <w:r>
-              <w:rPr/>
-            </w:r>
-          </w:p>
-          <w:p>
-            <w:pPr>
-              <w:pStyle w:val="Style26"/>
-              <w:ind w:firstLine="851" w:start="-567" w:end="-284"/>
-              <w:rPr/>
-            </w:pPr>
-            <w:r>
-              <w:rPr/>
-            </w:r>
-          </w:p>
-          <w:p>
-            <w:pPr>
-              <w:pStyle w:val="Style26"/>
-              <w:ind w:firstLine="851" w:start="-567" w:end="-284"/>
-              <w:rPr/>
-            </w:pPr>
-            <w:r>
-              <w:rPr/>
-            </w:r>
-          </w:p>
-          <w:p>
-            <w:pPr>
-              <w:pStyle w:val="Style26"/>
-              <w:ind w:firstLine="851" w:start="-567" w:end="-284"/>
-              <w:rPr/>
-            </w:pPr>
-            <w:r>
-              <w:rPr/>
-            </w:r>
-          </w:p>
-          <w:p>
-            <w:pPr>
-              <w:pStyle w:val="Style26"/>
-              <w:ind w:firstLine="851" w:start="-567" w:end="-284"/>
-              <w:rPr/>
-            </w:pPr>
-            <w:r>
-              <w:rPr/>
-            </w:r>
-          </w:p>
-          <w:p>
-            <w:pPr>
-              <w:pStyle w:val="Style26"/>
-              <w:ind w:firstLine="851" w:start="-567" w:end="-284"/>
-              <w:rPr/>
-            </w:pPr>
-            <w:r>
-              <w:rPr/>
-            </w:r>
-          </w:p>
-          <w:p>
-            <w:pPr>
-              <w:pStyle w:val="Style26"/>
-              <w:ind w:firstLine="851" w:start="-567" w:end="-284"/>
-              <w:rPr/>
-            </w:pPr>
-            <w:r>
-              <w:rPr/>
-            </w:r>
-          </w:p>
-          <w:p>
-            <w:pPr>
-              <w:pStyle w:val="Style26"/>
-              <w:ind w:firstLine="851" w:start="-567" w:end="-284"/>
-              <w:rPr/>
-            </w:pPr>
-            <w:r>
-              <w:rPr/>
-            </w:r>
-          </w:p>
-          <w:p>
-            <w:pPr>
-              <w:pStyle w:val="Style26"/>
-              <w:ind w:end="-284"/>
-              <w:rPr/>
-            </w:pPr>
-            <w:r>
-              <w:rPr/>
-            </w:r>
-          </w:p>
-          <w:p>
-            <w:pPr>
-              <w:pStyle w:val="Style26"/>
-              <w:ind w:end="-284"/>
-              <w:rPr/>
-            </w:pPr>
-            <w:r>
-              <w:rPr/>
-            </w:r>
-          </w:p>
-          <w:p>
-            <w:pPr>
-              <w:pStyle w:val="Style26"/>
-              <w:ind w:firstLine="851" w:start="-567" w:end="-284"/>
-              <w:rPr/>
-            </w:pPr>
-            <w:r>
-              <w:rPr/>
-              <w:t xml:space="preserve">____________________ </w:t>
-            </w:r>
-          </w:p>
-          <w:p>
-            <w:pPr>
-              <w:pStyle w:val="Style26"/>
-              <w:ind w:firstLine="851" w:start="-567" w:end="-284"/>
               <w:rPr>
                 <w:i/>
                 <w:i/>
@@ -3399,6 +3301,7 @@
     <w:p>
       <w:pPr>
         <w:pStyle w:val="Style19"/>
+        <w:pageBreakBefore/>
         <w:rPr/>
       </w:pPr>
       <w:r>

--- a/templates/to.docx
+++ b/templates/to.docx
@@ -2163,6 +2163,7 @@
     <w:p>
       <w:pPr>
         <w:pStyle w:val="Style26"/>
+        <w:keepNext/>
         <w:ind w:firstLine="851" w:start="-567" w:end="-284"/>
         <w:jc w:val="center"/>
         <w:rPr>
@@ -2179,6 +2180,7 @@
     <w:p>
       <w:pPr>
         <w:pStyle w:val="Style26"/>
+        <w:keepNext/>
         <w:ind w:firstLine="851" w:start="-567" w:end="-284"/>
         <w:rPr>
           <w:b/>
@@ -2208,6 +2210,9 @@
         <w:gridCol w:w="4678"/>
       </w:tblGrid>
       <w:tr>
+        <w:trPr>
+          <w:cantSplit/>
+        </w:trPr>
         <w:trPr/>
         <w:tc>
           <w:tcPr>
@@ -2217,6 +2222,7 @@
           <w:p>
             <w:pPr>
               <w:pStyle w:val="Style26"/>
+              <w:keepNext/>
               <w:ind w:end="-284"/>
               <w:rPr>
                 <w:b/>
@@ -2232,6 +2238,7 @@
           <w:p>
             <w:pPr>
               <w:pStyle w:val="Normal"/>
+              <w:keepNext/>
               <w:ind w:start="38" w:end="0"/>
               <w:rPr>
                 <w:b/>
@@ -2249,6 +2256,7 @@
           <w:p>
             <w:pPr>
               <w:pStyle w:val="Style26"/>
+              <w:keepNext/>
               <w:ind w:firstLine="851" w:start="-567" w:end="-284"/>
               <w:rPr>
                 <w:b/>
@@ -2271,6 +2279,7 @@
           <w:p>
             <w:pPr>
               <w:pStyle w:val="Style26"/>
+              <w:keepNext/>
               <w:ind w:firstLine="851" w:start="-567" w:end="-284"/>
               <w:rPr>
                 <w:b/>
@@ -2286,6 +2295,7 @@
           <w:p>
             <w:pPr>
               <w:pStyle w:val="Normal"/>
+              <w:keepNext/>
               <w:ind w:start="38" w:end="0"/>
               <w:rPr>
                 <w:b/>
@@ -2303,6 +2313,7 @@
           <w:p>
             <w:pPr>
               <w:pStyle w:val="Normal"/>
+              <w:keepNext/>
               <w:ind w:firstLine="851" w:start="-567" w:end="-284"/>
               <w:rPr>
                 <w:b/>
@@ -2329,6 +2340,7 @@
           <w:p>
             <w:pPr>
               <w:pStyle w:val="Normal"/>
+              <w:keepNext/>
               <w:ind w:start="38" w:end="0"/>
               <w:rPr>
                 <w:color w:val="000000"/>
@@ -2344,6 +2356,7 @@
           <w:p>
             <w:pPr>
               <w:pStyle w:val="Normal"/>
+              <w:keepNext/>
               <w:ind w:start="38" w:end="0"/>
               <w:rPr>
                 <w:color w:val="000000"/>
@@ -2359,6 +2372,7 @@
           <w:p>
             <w:pPr>
               <w:pStyle w:val="Normal"/>
+              <w:keepNext/>
               <w:ind w:start="38" w:end="0"/>
               <w:rPr>
                 <w:color w:val="000000"/>
@@ -2374,6 +2388,7 @@
           <w:p>
             <w:pPr>
               <w:pStyle w:val="Normal"/>
+              <w:keepNext/>
               <w:ind w:start="38" w:end="0"/>
               <w:rPr>
                 <w:color w:val="000000"/>
@@ -2389,6 +2404,7 @@
           <w:p>
             <w:pPr>
               <w:pStyle w:val="Normal"/>
+              <w:keepNext/>
               <w:ind w:start="38" w:end="0"/>
               <w:rPr>
                 <w:color w:val="000000"/>
@@ -2404,6 +2420,7 @@
           <w:p>
             <w:pPr>
               <w:pStyle w:val="Normal"/>
+              <w:keepNext/>
               <w:ind w:start="38" w:end="0"/>
               <w:rPr>
                 <w:color w:val="000000"/>
@@ -2419,6 +2436,7 @@
           <w:p>
             <w:pPr>
               <w:pStyle w:val="Normal"/>
+              <w:keepNext/>
               <w:ind w:start="38" w:end="0"/>
               <w:rPr>
                 <w:color w:val="000000"/>
@@ -2434,6 +2452,7 @@
           <w:p>
             <w:pPr>
               <w:pStyle w:val="Normal"/>
+              <w:keepNext/>
               <w:ind w:start="38" w:end="0"/>
               <w:rPr/>
             </w:pPr>
@@ -2447,6 +2466,7 @@
           <w:p>
             <w:pPr>
               <w:pStyle w:val="Normal"/>
+              <w:keepNext/>
               <w:ind w:start="38" w:end="0"/>
               <w:rPr>
                 <w:color w:val="000000"/>
@@ -2464,6 +2484,7 @@
           <w:p>
             <w:pPr>
               <w:pStyle w:val="Normal"/>
+              <w:keepNext/>
               <w:ind w:start="38" w:end="0"/>
               <w:rPr>
                 <w:color w:val="000000"/>
@@ -2484,6 +2505,7 @@
           </w:tcPr>
           <w:p>
             <w:pPr>
+              <w:keepNext/>
               <w:rPr>
                 <w:sz w:val="20"/>
               </w:rPr>
@@ -2492,7 +2514,35 @@
               <w:rPr>
                 <w:sz w:val="20"/>
               </w:rPr>
-              <w:t xml:space="preserve">{client_full_requisites}</w:t>
+              <w:t xml:space="preserve">{#client_requisites}</w:t>
+            </w:r>
+          </w:p>
+          <w:p>
+            <w:pPr>
+              <w:keepNext/>
+              <w:rPr>
+                <w:sz w:val="20"/>
+              </w:rPr>
+            </w:pPr>
+            <w:r>
+              <w:rPr>
+                <w:sz w:val="20"/>
+              </w:rPr>
+              <w:t xml:space="preserve">{line}</w:t>
+            </w:r>
+          </w:p>
+          <w:p>
+            <w:pPr>
+              <w:keepNext/>
+              <w:rPr>
+                <w:sz w:val="20"/>
+              </w:rPr>
+            </w:pPr>
+            <w:r>
+              <w:rPr>
+                <w:sz w:val="20"/>
+              </w:rPr>
+              <w:t xml:space="preserve">{/client_requisites}</w:t>
             </w:r>
           </w:p>
         </w:tc>

--- a/templates/to.docx
+++ b/templates/to.docx
@@ -2694,662 +2694,6 @@
     </w:tbl>
     <w:p>
       <w:pPr>
-        <w:pStyle w:val="Normal"/>
-        <w:ind w:firstLine="851" w:start="-567" w:end="-284"/>
-        <w:rPr>
-          <w:sz w:val="16"/>
-          <w:szCs w:val="16"/>
-        </w:rPr>
-      </w:pPr>
-      <w:r>
-        <w:rPr>
-          <w:sz w:val="16"/>
-          <w:szCs w:val="16"/>
-        </w:rPr>
-      </w:r>
-    </w:p>
-    <w:p>
-      <w:pPr>
-        <w:pStyle w:val="Normal"/>
-        <w:ind w:firstLine="851" w:start="-567" w:end="-284"/>
-        <w:rPr>
-          <w:sz w:val="16"/>
-          <w:szCs w:val="16"/>
-        </w:rPr>
-      </w:pPr>
-      <w:r>
-        <w:rPr>
-          <w:sz w:val="16"/>
-          <w:szCs w:val="16"/>
-        </w:rPr>
-      </w:r>
-    </w:p>
-    <w:p>
-      <w:pPr>
-        <w:pStyle w:val="Normal"/>
-        <w:ind w:firstLine="851" w:start="-567" w:end="-284"/>
-        <w:rPr>
-          <w:sz w:val="16"/>
-          <w:szCs w:val="16"/>
-        </w:rPr>
-      </w:pPr>
-      <w:r>
-        <w:rPr>
-          <w:sz w:val="16"/>
-          <w:szCs w:val="16"/>
-        </w:rPr>
-      </w:r>
-    </w:p>
-    <w:p>
-      <w:pPr>
-        <w:pStyle w:val="Normal"/>
-        <w:ind w:firstLine="851" w:start="-567" w:end="-284"/>
-        <w:rPr>
-          <w:sz w:val="16"/>
-          <w:szCs w:val="16"/>
-        </w:rPr>
-      </w:pPr>
-      <w:r>
-        <w:rPr>
-          <w:sz w:val="16"/>
-          <w:szCs w:val="16"/>
-        </w:rPr>
-      </w:r>
-    </w:p>
-    <w:p>
-      <w:pPr>
-        <w:pStyle w:val="Normal"/>
-        <w:ind w:firstLine="851" w:start="-567" w:end="-284"/>
-        <w:rPr>
-          <w:sz w:val="16"/>
-          <w:szCs w:val="16"/>
-        </w:rPr>
-      </w:pPr>
-      <w:r>
-        <w:rPr>
-          <w:sz w:val="16"/>
-          <w:szCs w:val="16"/>
-        </w:rPr>
-      </w:r>
-    </w:p>
-    <w:p>
-      <w:pPr>
-        <w:pStyle w:val="Normal"/>
-        <w:ind w:firstLine="851" w:start="-567" w:end="-284"/>
-        <w:rPr>
-          <w:sz w:val="16"/>
-          <w:szCs w:val="16"/>
-        </w:rPr>
-      </w:pPr>
-      <w:r>
-        <w:rPr>
-          <w:sz w:val="16"/>
-          <w:szCs w:val="16"/>
-        </w:rPr>
-      </w:r>
-    </w:p>
-    <w:p>
-      <w:pPr>
-        <w:pStyle w:val="Normal"/>
-        <w:ind w:firstLine="851" w:start="-567" w:end="-284"/>
-        <w:rPr>
-          <w:sz w:val="16"/>
-          <w:szCs w:val="16"/>
-        </w:rPr>
-      </w:pPr>
-      <w:r>
-        <w:rPr>
-          <w:sz w:val="16"/>
-          <w:szCs w:val="16"/>
-        </w:rPr>
-      </w:r>
-    </w:p>
-    <w:p>
-      <w:pPr>
-        <w:pStyle w:val="Normal"/>
-        <w:ind w:firstLine="851" w:start="-567" w:end="-284"/>
-        <w:rPr>
-          <w:sz w:val="16"/>
-          <w:szCs w:val="16"/>
-        </w:rPr>
-      </w:pPr>
-      <w:r>
-        <w:rPr>
-          <w:sz w:val="16"/>
-          <w:szCs w:val="16"/>
-        </w:rPr>
-      </w:r>
-    </w:p>
-    <w:p>
-      <w:pPr>
-        <w:pStyle w:val="Normal"/>
-        <w:ind w:firstLine="851" w:start="-567" w:end="-284"/>
-        <w:rPr>
-          <w:sz w:val="16"/>
-          <w:szCs w:val="16"/>
-        </w:rPr>
-      </w:pPr>
-      <w:r>
-        <w:rPr>
-          <w:sz w:val="16"/>
-          <w:szCs w:val="16"/>
-        </w:rPr>
-      </w:r>
-    </w:p>
-    <w:p>
-      <w:pPr>
-        <w:pStyle w:val="Normal"/>
-        <w:ind w:firstLine="851" w:start="-567" w:end="-284"/>
-        <w:rPr>
-          <w:sz w:val="16"/>
-          <w:szCs w:val="16"/>
-        </w:rPr>
-      </w:pPr>
-      <w:r>
-        <w:rPr>
-          <w:sz w:val="16"/>
-          <w:szCs w:val="16"/>
-        </w:rPr>
-      </w:r>
-    </w:p>
-    <w:p>
-      <w:pPr>
-        <w:pStyle w:val="Normal"/>
-        <w:ind w:firstLine="851" w:start="-567" w:end="-284"/>
-        <w:rPr>
-          <w:sz w:val="16"/>
-          <w:szCs w:val="16"/>
-        </w:rPr>
-      </w:pPr>
-      <w:r>
-        <w:rPr>
-          <w:sz w:val="16"/>
-          <w:szCs w:val="16"/>
-        </w:rPr>
-      </w:r>
-    </w:p>
-    <w:p>
-      <w:pPr>
-        <w:pStyle w:val="Normal"/>
-        <w:ind w:firstLine="851" w:start="-567" w:end="-284"/>
-        <w:rPr>
-          <w:sz w:val="16"/>
-          <w:szCs w:val="16"/>
-        </w:rPr>
-      </w:pPr>
-      <w:r>
-        <w:rPr>
-          <w:sz w:val="16"/>
-          <w:szCs w:val="16"/>
-        </w:rPr>
-      </w:r>
-    </w:p>
-    <w:p>
-      <w:pPr>
-        <w:pStyle w:val="Normal"/>
-        <w:ind w:firstLine="851" w:start="-567" w:end="-284"/>
-        <w:rPr>
-          <w:sz w:val="16"/>
-          <w:szCs w:val="16"/>
-        </w:rPr>
-      </w:pPr>
-      <w:r>
-        <w:rPr>
-          <w:sz w:val="16"/>
-          <w:szCs w:val="16"/>
-        </w:rPr>
-      </w:r>
-    </w:p>
-    <w:p>
-      <w:pPr>
-        <w:pStyle w:val="Normal"/>
-        <w:ind w:firstLine="851" w:start="-567" w:end="-284"/>
-        <w:rPr>
-          <w:sz w:val="16"/>
-          <w:szCs w:val="16"/>
-        </w:rPr>
-      </w:pPr>
-      <w:r>
-        <w:rPr>
-          <w:sz w:val="16"/>
-          <w:szCs w:val="16"/>
-        </w:rPr>
-      </w:r>
-    </w:p>
-    <w:p>
-      <w:pPr>
-        <w:pStyle w:val="Normal"/>
-        <w:ind w:firstLine="851" w:start="-567" w:end="-284"/>
-        <w:rPr>
-          <w:sz w:val="16"/>
-          <w:szCs w:val="16"/>
-        </w:rPr>
-      </w:pPr>
-      <w:r>
-        <w:rPr>
-          <w:sz w:val="16"/>
-          <w:szCs w:val="16"/>
-        </w:rPr>
-      </w:r>
-    </w:p>
-    <w:p>
-      <w:pPr>
-        <w:pStyle w:val="Normal"/>
-        <w:ind w:firstLine="851" w:start="-567" w:end="-284"/>
-        <w:rPr>
-          <w:sz w:val="16"/>
-          <w:szCs w:val="16"/>
-        </w:rPr>
-      </w:pPr>
-      <w:r>
-        <w:rPr>
-          <w:sz w:val="16"/>
-          <w:szCs w:val="16"/>
-        </w:rPr>
-      </w:r>
-    </w:p>
-    <w:p>
-      <w:pPr>
-        <w:pStyle w:val="Normal"/>
-        <w:ind w:firstLine="851" w:start="-567" w:end="-284"/>
-        <w:rPr>
-          <w:sz w:val="16"/>
-          <w:szCs w:val="16"/>
-        </w:rPr>
-      </w:pPr>
-      <w:r>
-        <w:rPr>
-          <w:sz w:val="16"/>
-          <w:szCs w:val="16"/>
-        </w:rPr>
-      </w:r>
-    </w:p>
-    <w:p>
-      <w:pPr>
-        <w:pStyle w:val="Normal"/>
-        <w:ind w:firstLine="851" w:start="-567" w:end="-284"/>
-        <w:rPr>
-          <w:sz w:val="16"/>
-          <w:szCs w:val="16"/>
-        </w:rPr>
-      </w:pPr>
-      <w:r>
-        <w:rPr>
-          <w:sz w:val="16"/>
-          <w:szCs w:val="16"/>
-        </w:rPr>
-      </w:r>
-    </w:p>
-    <w:p>
-      <w:pPr>
-        <w:pStyle w:val="Normal"/>
-        <w:ind w:firstLine="851" w:start="-567" w:end="-284"/>
-        <w:rPr>
-          <w:sz w:val="16"/>
-          <w:szCs w:val="16"/>
-        </w:rPr>
-      </w:pPr>
-      <w:r>
-        <w:rPr>
-          <w:sz w:val="16"/>
-          <w:szCs w:val="16"/>
-        </w:rPr>
-      </w:r>
-    </w:p>
-    <w:p>
-      <w:pPr>
-        <w:pStyle w:val="Normal"/>
-        <w:ind w:firstLine="851" w:start="-567" w:end="-284"/>
-        <w:rPr>
-          <w:sz w:val="16"/>
-          <w:szCs w:val="16"/>
-        </w:rPr>
-      </w:pPr>
-      <w:r>
-        <w:rPr>
-          <w:sz w:val="16"/>
-          <w:szCs w:val="16"/>
-        </w:rPr>
-      </w:r>
-    </w:p>
-    <w:p>
-      <w:pPr>
-        <w:pStyle w:val="Normal"/>
-        <w:ind w:firstLine="851" w:start="-567" w:end="-284"/>
-        <w:rPr>
-          <w:sz w:val="16"/>
-          <w:szCs w:val="16"/>
-        </w:rPr>
-      </w:pPr>
-      <w:r>
-        <w:rPr>
-          <w:sz w:val="16"/>
-          <w:szCs w:val="16"/>
-        </w:rPr>
-      </w:r>
-    </w:p>
-    <w:p>
-      <w:pPr>
-        <w:pStyle w:val="Normal"/>
-        <w:ind w:firstLine="851" w:start="-567" w:end="-284"/>
-        <w:rPr>
-          <w:sz w:val="16"/>
-          <w:szCs w:val="16"/>
-        </w:rPr>
-      </w:pPr>
-      <w:r>
-        <w:rPr>
-          <w:sz w:val="16"/>
-          <w:szCs w:val="16"/>
-        </w:rPr>
-      </w:r>
-    </w:p>
-    <w:p>
-      <w:pPr>
-        <w:pStyle w:val="Normal"/>
-        <w:ind w:firstLine="851" w:start="-567" w:end="-284"/>
-        <w:rPr>
-          <w:sz w:val="16"/>
-          <w:szCs w:val="16"/>
-        </w:rPr>
-      </w:pPr>
-      <w:r>
-        <w:rPr>
-          <w:sz w:val="16"/>
-          <w:szCs w:val="16"/>
-        </w:rPr>
-      </w:r>
-    </w:p>
-    <w:p>
-      <w:pPr>
-        <w:pStyle w:val="Normal"/>
-        <w:ind w:firstLine="851" w:start="-567" w:end="-284"/>
-        <w:rPr>
-          <w:sz w:val="16"/>
-          <w:szCs w:val="16"/>
-        </w:rPr>
-      </w:pPr>
-      <w:r>
-        <w:rPr>
-          <w:sz w:val="16"/>
-          <w:szCs w:val="16"/>
-        </w:rPr>
-      </w:r>
-    </w:p>
-    <w:p>
-      <w:pPr>
-        <w:pStyle w:val="Normal"/>
-        <w:ind w:firstLine="851" w:start="-567" w:end="-284"/>
-        <w:rPr>
-          <w:sz w:val="16"/>
-          <w:szCs w:val="16"/>
-        </w:rPr>
-      </w:pPr>
-      <w:r>
-        <w:rPr>
-          <w:sz w:val="16"/>
-          <w:szCs w:val="16"/>
-        </w:rPr>
-      </w:r>
-    </w:p>
-    <w:p>
-      <w:pPr>
-        <w:pStyle w:val="Normal"/>
-        <w:ind w:firstLine="851" w:start="-567" w:end="-284"/>
-        <w:rPr>
-          <w:sz w:val="16"/>
-          <w:szCs w:val="16"/>
-        </w:rPr>
-      </w:pPr>
-      <w:r>
-        <w:rPr>
-          <w:sz w:val="16"/>
-          <w:szCs w:val="16"/>
-        </w:rPr>
-      </w:r>
-    </w:p>
-    <w:p>
-      <w:pPr>
-        <w:pStyle w:val="Normal"/>
-        <w:ind w:firstLine="851" w:start="-567" w:end="-284"/>
-        <w:rPr>
-          <w:sz w:val="16"/>
-          <w:szCs w:val="16"/>
-        </w:rPr>
-      </w:pPr>
-      <w:r>
-        <w:rPr>
-          <w:sz w:val="16"/>
-          <w:szCs w:val="16"/>
-        </w:rPr>
-      </w:r>
-    </w:p>
-    <w:p>
-      <w:pPr>
-        <w:pStyle w:val="Normal"/>
-        <w:ind w:firstLine="851" w:start="-567" w:end="-284"/>
-        <w:rPr>
-          <w:sz w:val="16"/>
-          <w:szCs w:val="16"/>
-        </w:rPr>
-      </w:pPr>
-      <w:r>
-        <w:rPr>
-          <w:sz w:val="16"/>
-          <w:szCs w:val="16"/>
-        </w:rPr>
-      </w:r>
-    </w:p>
-    <w:p>
-      <w:pPr>
-        <w:pStyle w:val="Normal"/>
-        <w:ind w:firstLine="851" w:start="-567" w:end="-284"/>
-        <w:rPr>
-          <w:sz w:val="16"/>
-          <w:szCs w:val="16"/>
-        </w:rPr>
-      </w:pPr>
-      <w:r>
-        <w:rPr>
-          <w:sz w:val="16"/>
-          <w:szCs w:val="16"/>
-        </w:rPr>
-      </w:r>
-    </w:p>
-    <w:p>
-      <w:pPr>
-        <w:pStyle w:val="Normal"/>
-        <w:ind w:firstLine="851" w:start="-567" w:end="-284"/>
-        <w:rPr>
-          <w:sz w:val="16"/>
-          <w:szCs w:val="16"/>
-        </w:rPr>
-      </w:pPr>
-      <w:r>
-        <w:rPr>
-          <w:sz w:val="16"/>
-          <w:szCs w:val="16"/>
-        </w:rPr>
-      </w:r>
-    </w:p>
-    <w:p>
-      <w:pPr>
-        <w:pStyle w:val="Normal"/>
-        <w:ind w:firstLine="851" w:start="-567" w:end="-284"/>
-        <w:rPr>
-          <w:sz w:val="16"/>
-          <w:szCs w:val="16"/>
-        </w:rPr>
-      </w:pPr>
-      <w:r>
-        <w:rPr>
-          <w:sz w:val="16"/>
-          <w:szCs w:val="16"/>
-        </w:rPr>
-      </w:r>
-    </w:p>
-    <w:p>
-      <w:pPr>
-        <w:pStyle w:val="Normal"/>
-        <w:ind w:firstLine="851" w:start="-567" w:end="-284"/>
-        <w:rPr>
-          <w:sz w:val="16"/>
-          <w:szCs w:val="16"/>
-        </w:rPr>
-      </w:pPr>
-      <w:r>
-        <w:rPr>
-          <w:sz w:val="16"/>
-          <w:szCs w:val="16"/>
-        </w:rPr>
-      </w:r>
-    </w:p>
-    <w:p>
-      <w:pPr>
-        <w:pStyle w:val="Normal"/>
-        <w:ind w:firstLine="851" w:start="-567" w:end="-284"/>
-        <w:rPr>
-          <w:sz w:val="16"/>
-          <w:szCs w:val="16"/>
-        </w:rPr>
-      </w:pPr>
-      <w:r>
-        <w:rPr>
-          <w:sz w:val="16"/>
-          <w:szCs w:val="16"/>
-        </w:rPr>
-      </w:r>
-    </w:p>
-    <w:p>
-      <w:pPr>
-        <w:pStyle w:val="Normal"/>
-        <w:ind w:firstLine="851" w:start="-567" w:end="-284"/>
-        <w:rPr>
-          <w:sz w:val="16"/>
-          <w:szCs w:val="16"/>
-        </w:rPr>
-      </w:pPr>
-      <w:r>
-        <w:rPr>
-          <w:sz w:val="16"/>
-          <w:szCs w:val="16"/>
-        </w:rPr>
-      </w:r>
-    </w:p>
-    <w:p>
-      <w:pPr>
-        <w:pStyle w:val="Normal"/>
-        <w:ind w:firstLine="851" w:start="-567" w:end="-284"/>
-        <w:rPr>
-          <w:sz w:val="16"/>
-          <w:szCs w:val="16"/>
-        </w:rPr>
-      </w:pPr>
-      <w:r>
-        <w:rPr>
-          <w:sz w:val="16"/>
-          <w:szCs w:val="16"/>
-        </w:rPr>
-      </w:r>
-    </w:p>
-    <w:p>
-      <w:pPr>
-        <w:pStyle w:val="Normal"/>
-        <w:ind w:firstLine="851" w:start="-567" w:end="-284"/>
-        <w:rPr>
-          <w:sz w:val="16"/>
-          <w:szCs w:val="16"/>
-        </w:rPr>
-      </w:pPr>
-      <w:r>
-        <w:rPr>
-          <w:sz w:val="16"/>
-          <w:szCs w:val="16"/>
-        </w:rPr>
-      </w:r>
-    </w:p>
-    <w:p>
-      <w:pPr>
-        <w:pStyle w:val="Normal"/>
-        <w:ind w:firstLine="851" w:start="-567" w:end="-284"/>
-        <w:rPr>
-          <w:sz w:val="16"/>
-          <w:szCs w:val="16"/>
-        </w:rPr>
-      </w:pPr>
-      <w:r>
-        <w:rPr>
-          <w:sz w:val="16"/>
-          <w:szCs w:val="16"/>
-        </w:rPr>
-      </w:r>
-    </w:p>
-    <w:p>
-      <w:pPr>
-        <w:pStyle w:val="Normal"/>
-        <w:ind w:firstLine="851" w:start="-567" w:end="-284"/>
-        <w:rPr>
-          <w:sz w:val="16"/>
-          <w:szCs w:val="16"/>
-        </w:rPr>
-      </w:pPr>
-      <w:r>
-        <w:rPr>
-          <w:sz w:val="16"/>
-          <w:szCs w:val="16"/>
-        </w:rPr>
-      </w:r>
-    </w:p>
-    <w:p>
-      <w:pPr>
-        <w:pStyle w:val="Normal"/>
-        <w:ind w:firstLine="851" w:start="-567" w:end="-284"/>
-        <w:rPr>
-          <w:sz w:val="16"/>
-          <w:szCs w:val="16"/>
-        </w:rPr>
-      </w:pPr>
-      <w:r>
-        <w:rPr>
-          <w:sz w:val="16"/>
-          <w:szCs w:val="16"/>
-        </w:rPr>
-      </w:r>
-    </w:p>
-    <w:p>
-      <w:pPr>
-        <w:pStyle w:val="Normal"/>
-        <w:ind w:firstLine="851" w:start="-567" w:end="-284"/>
-        <w:rPr>
-          <w:sz w:val="16"/>
-          <w:szCs w:val="16"/>
-        </w:rPr>
-      </w:pPr>
-      <w:r>
-        <w:rPr>
-          <w:sz w:val="16"/>
-          <w:szCs w:val="16"/>
-        </w:rPr>
-      </w:r>
-    </w:p>
-    <w:p>
-      <w:pPr>
-        <w:pStyle w:val="Normal"/>
-        <w:ind w:firstLine="851" w:start="-567" w:end="-284"/>
-        <w:rPr>
-          <w:sz w:val="16"/>
-          <w:szCs w:val="16"/>
-        </w:rPr>
-      </w:pPr>
-      <w:r>
-        <w:rPr>
-          <w:sz w:val="16"/>
-          <w:szCs w:val="16"/>
-        </w:rPr>
-      </w:r>
-    </w:p>
-    <w:p>
-      <w:pPr>
         <w:pStyle w:val="Style19"/>
         <w:pageBreakBefore/>
         <w:rPr/>
@@ -3422,7 +2766,7 @@
           <w:sz w:val="22"/>
           <w:szCs w:val="22"/>
         </w:rPr>
-        <w:t>Наименование Клиента: _____</w:t>
+        <w:t>Наименование Клиента: {client_name_short}</w:t>
       </w:r>
     </w:p>
     <w:p>
@@ -3657,6 +3001,7 @@
     <w:p>
       <w:pPr>
         <w:pStyle w:val="Normal"/>
+        <w:keepNext/>
         <w:jc w:val="both"/>
         <w:rPr/>
       </w:pPr>
@@ -3686,6 +3031,7 @@
       </w:tblGrid>
       <w:tr>
         <w:trPr>
+          <w:cantSplit/>
           <w:trHeight w:val="300" w:hRule="atLeast"/>
         </w:trPr>
         <w:tc>
@@ -3702,6 +3048,7 @@
           <w:p>
             <w:pPr>
               <w:pStyle w:val="Normal"/>
+              <w:keepNext/>
               <w:jc w:val="center"/>
               <w:rPr>
                 <w:b/>
@@ -3736,6 +3083,7 @@
           <w:p>
             <w:pPr>
               <w:pStyle w:val="Normal"/>
+              <w:keepNext/>
               <w:jc w:val="center"/>
               <w:rPr>
                 <w:b/>
@@ -3767,6 +3115,7 @@
           <w:p>
             <w:pPr>
               <w:pStyle w:val="Normal"/>
+              <w:keepNext/>
               <w:jc w:val="center"/>
               <w:rPr>
                 <w:b/>
@@ -3797,6 +3146,7 @@
           <w:p>
             <w:pPr>
               <w:pStyle w:val="Normal"/>
+              <w:keepNext/>
               <w:jc w:val="center"/>
               <w:rPr>
                 <w:b/>
@@ -3817,6 +3167,7 @@
       </w:tr>
       <w:tr>
         <w:trPr>
+          <w:cantSplit/>
           <w:trHeight w:val="300" w:hRule="atLeast"/>
         </w:trPr>
         <w:tc>
@@ -3832,6 +3183,7 @@
           <w:p>
             <w:pPr>
               <w:pStyle w:val="Normal"/>
+              <w:keepNext/>
               <w:rPr>
                 <w:sz w:val="22"/>
                 <w:szCs w:val="22"/>
@@ -3858,6 +3210,7 @@
           <w:p>
             <w:pPr>
               <w:pStyle w:val="Normal"/>
+              <w:keepNext/>
               <w:snapToGrid w:val="false"/>
               <w:rPr>
                 <w:sz w:val="22"/>
@@ -3885,6 +3238,7 @@
           <w:p>
             <w:pPr>
               <w:pStyle w:val="Normal"/>
+              <w:keepNext/>
               <w:rPr>
                 <w:sz w:val="22"/>
                 <w:szCs w:val="22"/>
@@ -3911,6 +3265,7 @@
           <w:p>
             <w:pPr>
               <w:pStyle w:val="Normal"/>
+              <w:keepNext/>
               <w:snapToGrid w:val="false"/>
               <w:rPr>
                 <w:sz w:val="22"/>
@@ -3928,6 +3283,7 @@
       </w:tr>
       <w:tr>
         <w:trPr>
+          <w:cantSplit/>
           <w:trHeight w:val="300" w:hRule="atLeast"/>
         </w:trPr>
         <w:tc>
@@ -3943,6 +3299,7 @@
           <w:p>
             <w:pPr>
               <w:pStyle w:val="Normal"/>
+              <w:keepNext/>
               <w:rPr>
                 <w:sz w:val="22"/>
                 <w:szCs w:val="22"/>
@@ -3969,6 +3326,7 @@
           <w:p>
             <w:pPr>
               <w:pStyle w:val="Normal"/>
+              <w:keepNext/>
               <w:snapToGrid w:val="false"/>
               <w:rPr>
                 <w:sz w:val="22"/>
@@ -3996,6 +3354,7 @@
           <w:p>
             <w:pPr>
               <w:pStyle w:val="Normal"/>
+              <w:keepNext/>
               <w:snapToGrid w:val="false"/>
               <w:rPr>
                 <w:sz w:val="22"/>
@@ -4022,6 +3381,7 @@
           <w:p>
             <w:pPr>
               <w:pStyle w:val="Normal"/>
+              <w:keepNext/>
               <w:snapToGrid w:val="false"/>
               <w:rPr>
                 <w:sz w:val="22"/>
@@ -4039,6 +3399,7 @@
       </w:tr>
       <w:tr>
         <w:trPr>
+          <w:cantSplit/>
           <w:trHeight w:val="300" w:hRule="atLeast"/>
         </w:trPr>
         <w:tc>
@@ -4054,6 +3415,7 @@
           <w:p>
             <w:pPr>
               <w:pStyle w:val="Normal"/>
+              <w:keepNext/>
               <w:rPr>
                 <w:sz w:val="22"/>
                 <w:szCs w:val="22"/>
@@ -4080,6 +3442,7 @@
           <w:p>
             <w:pPr>
               <w:pStyle w:val="Normal"/>
+              <w:keepNext/>
               <w:snapToGrid w:val="false"/>
               <w:rPr>
                 <w:sz w:val="22"/>
@@ -4107,6 +3470,7 @@
           <w:p>
             <w:pPr>
               <w:pStyle w:val="Normal"/>
+              <w:keepNext/>
               <w:rPr>
                 <w:sz w:val="22"/>
                 <w:szCs w:val="22"/>
@@ -4133,6 +3497,7 @@
           <w:p>
             <w:pPr>
               <w:pStyle w:val="Normal"/>
+              <w:keepNext/>
               <w:rPr>
                 <w:sz w:val="22"/>
                 <w:szCs w:val="22"/>
@@ -4150,6 +3515,7 @@
       </w:tr>
       <w:tr>
         <w:trPr>
+          <w:cantSplit/>
           <w:trHeight w:val="300" w:hRule="atLeast"/>
         </w:trPr>
         <w:tc>
@@ -4165,6 +3531,7 @@
           <w:p>
             <w:pPr>
               <w:pStyle w:val="Normal"/>
+              <w:keepNext/>
               <w:rPr>
                 <w:sz w:val="22"/>
                 <w:szCs w:val="22"/>
@@ -4191,6 +3558,7 @@
           <w:p>
             <w:pPr>
               <w:pStyle w:val="Normal"/>
+              <w:keepNext/>
               <w:snapToGrid w:val="false"/>
               <w:rPr>
                 <w:sz w:val="22"/>
@@ -4218,6 +3586,7 @@
           <w:p>
             <w:pPr>
               <w:pStyle w:val="Normal"/>
+              <w:keepNext/>
               <w:rPr>
                 <w:sz w:val="22"/>
                 <w:szCs w:val="22"/>
@@ -4244,6 +3613,7 @@
           <w:p>
             <w:pPr>
               <w:pStyle w:val="Normal"/>
+              <w:keepNext/>
               <w:rPr>
                 <w:sz w:val="22"/>
                 <w:szCs w:val="22"/>
@@ -4261,6 +3631,7 @@
       </w:tr>
       <w:tr>
         <w:trPr>
+          <w:cantSplit/>
           <w:trHeight w:val="300" w:hRule="atLeast"/>
         </w:trPr>
         <w:tc>
@@ -4276,6 +3647,7 @@
           <w:p>
             <w:pPr>
               <w:pStyle w:val="Normal"/>
+              <w:keepNext/>
               <w:rPr>
                 <w:sz w:val="22"/>
                 <w:szCs w:val="22"/>
@@ -4302,6 +3674,7 @@
           <w:p>
             <w:pPr>
               <w:pStyle w:val="Normal"/>
+              <w:keepNext/>
               <w:snapToGrid w:val="false"/>
               <w:rPr>
                 <w:sz w:val="22"/>
@@ -4329,6 +3702,7 @@
           <w:p>
             <w:pPr>
               <w:pStyle w:val="Normal"/>
+              <w:keepNext/>
               <w:snapToGrid w:val="false"/>
               <w:rPr>
                 <w:sz w:val="22"/>
@@ -4355,6 +3729,7 @@
           <w:p>
             <w:pPr>
               <w:pStyle w:val="Normal"/>
+              <w:keepNext/>
               <w:snapToGrid w:val="false"/>
               <w:rPr>
                 <w:sz w:val="22"/>
@@ -4372,6 +3747,7 @@
       </w:tr>
       <w:tr>
         <w:trPr>
+          <w:cantSplit/>
           <w:trHeight w:val="300" w:hRule="atLeast"/>
         </w:trPr>
         <w:tc>
@@ -4387,6 +3763,7 @@
           <w:p>
             <w:pPr>
               <w:pStyle w:val="Normal"/>
+              <w:keepNext/>
               <w:rPr>
                 <w:sz w:val="22"/>
                 <w:szCs w:val="22"/>
@@ -4413,6 +3790,7 @@
           <w:p>
             <w:pPr>
               <w:pStyle w:val="Normal"/>
+              <w:keepNext/>
               <w:snapToGrid w:val="false"/>
               <w:rPr>
                 <w:sz w:val="22"/>
@@ -4440,6 +3818,7 @@
           <w:p>
             <w:pPr>
               <w:pStyle w:val="Normal"/>
+              <w:keepNext/>
               <w:rPr>
                 <w:sz w:val="22"/>
                 <w:szCs w:val="22"/>
@@ -4466,6 +3845,7 @@
           <w:p>
             <w:pPr>
               <w:pStyle w:val="Normal"/>
+              <w:keepNext/>
               <w:rPr>
                 <w:sz w:val="22"/>
                 <w:szCs w:val="22"/>
@@ -4483,6 +3863,7 @@
       </w:tr>
       <w:tr>
         <w:trPr>
+          <w:cantSplit/>
           <w:trHeight w:val="205" w:hRule="atLeast"/>
         </w:trPr>
         <w:tc>
@@ -4498,6 +3879,7 @@
           <w:p>
             <w:pPr>
               <w:pStyle w:val="Normal"/>
+              <w:keepNext/>
               <w:rPr>
                 <w:sz w:val="22"/>
                 <w:szCs w:val="22"/>
@@ -4524,6 +3906,7 @@
           <w:p>
             <w:pPr>
               <w:pStyle w:val="Normal"/>
+              <w:keepNext/>
               <w:snapToGrid w:val="false"/>
               <w:rPr>
                 <w:sz w:val="22"/>
@@ -4551,6 +3934,7 @@
           <w:p>
             <w:pPr>
               <w:pStyle w:val="Normal"/>
+              <w:keepNext/>
               <w:rPr>
                 <w:sz w:val="22"/>
                 <w:szCs w:val="22"/>
@@ -4577,6 +3961,7 @@
           <w:p>
             <w:pPr>
               <w:pStyle w:val="Normal"/>
+              <w:keepNext/>
               <w:rPr>
                 <w:sz w:val="22"/>
                 <w:szCs w:val="22"/>
@@ -4594,6 +3979,7 @@
       </w:tr>
       <w:tr>
         <w:trPr>
+          <w:cantSplit/>
           <w:trHeight w:val="300" w:hRule="atLeast"/>
         </w:trPr>
         <w:tc>
@@ -4609,6 +3995,7 @@
           <w:p>
             <w:pPr>
               <w:pStyle w:val="Normal"/>
+              <w:keepNext/>
               <w:rPr>
                 <w:sz w:val="22"/>
                 <w:szCs w:val="22"/>
@@ -4635,6 +4022,7 @@
           <w:p>
             <w:pPr>
               <w:pStyle w:val="Normal"/>
+              <w:keepNext/>
               <w:snapToGrid w:val="false"/>
               <w:rPr>
                 <w:sz w:val="22"/>
@@ -4662,6 +4050,7 @@
           <w:p>
             <w:pPr>
               <w:pStyle w:val="Normal"/>
+              <w:keepNext/>
               <w:rPr>
                 <w:sz w:val="22"/>
                 <w:szCs w:val="22"/>
@@ -4688,6 +4077,7 @@
           <w:p>
             <w:pPr>
               <w:pStyle w:val="Normal"/>
+              <w:keepNext/>
               <w:rPr>
                 <w:sz w:val="22"/>
                 <w:szCs w:val="22"/>
@@ -4705,6 +4095,7 @@
       </w:tr>
       <w:tr>
         <w:trPr>
+          <w:cantSplit/>
           <w:trHeight w:val="300" w:hRule="atLeast"/>
         </w:trPr>
         <w:tc>
@@ -4720,6 +4111,7 @@
           <w:p>
             <w:pPr>
               <w:pStyle w:val="Normal"/>
+              <w:keepNext/>
               <w:rPr>
                 <w:sz w:val="22"/>
                 <w:szCs w:val="22"/>
@@ -4746,6 +4138,7 @@
           <w:p>
             <w:pPr>
               <w:pStyle w:val="Normal"/>
+              <w:keepNext/>
               <w:snapToGrid w:val="false"/>
               <w:rPr>
                 <w:sz w:val="22"/>
@@ -4773,6 +4166,7 @@
           <w:p>
             <w:pPr>
               <w:pStyle w:val="Normal"/>
+              <w:keepNext/>
               <w:rPr>
                 <w:sz w:val="22"/>
                 <w:szCs w:val="22"/>
@@ -4799,6 +4193,7 @@
           <w:p>
             <w:pPr>
               <w:pStyle w:val="Normal"/>
+              <w:keepNext/>
               <w:rPr>
                 <w:sz w:val="22"/>
                 <w:szCs w:val="22"/>
@@ -4816,6 +4211,7 @@
       </w:tr>
       <w:tr>
         <w:trPr>
+          <w:cantSplit/>
           <w:trHeight w:val="300" w:hRule="atLeast"/>
         </w:trPr>
         <w:tc>
@@ -5518,7 +4914,7 @@
           <w:sz w:val="22"/>
           <w:szCs w:val="22"/>
         </w:rPr>
-        <w:t xml:space="preserve">Поручение подал Клиент: {client_name_short}, {client_signatory_sign}</w:t>
+        <w:t xml:space="preserve">Поручение подал Клиент: ______________________________</w:t>
       </w:r>
     </w:p>
     <w:p>

--- a/templates/to.docx
+++ b/templates/to.docx
@@ -3048,7 +3048,6 @@
           <w:p>
             <w:pPr>
               <w:pStyle w:val="Normal"/>
-              <w:keepNext/>
               <w:jc w:val="center"/>
               <w:rPr>
                 <w:b/>
@@ -3083,7 +3082,6 @@
           <w:p>
             <w:pPr>
               <w:pStyle w:val="Normal"/>
-              <w:keepNext/>
               <w:jc w:val="center"/>
               <w:rPr>
                 <w:b/>
@@ -3115,7 +3113,6 @@
           <w:p>
             <w:pPr>
               <w:pStyle w:val="Normal"/>
-              <w:keepNext/>
               <w:jc w:val="center"/>
               <w:rPr>
                 <w:b/>
@@ -3146,7 +3143,6 @@
           <w:p>
             <w:pPr>
               <w:pStyle w:val="Normal"/>
-              <w:keepNext/>
               <w:jc w:val="center"/>
               <w:rPr>
                 <w:b/>
@@ -3183,7 +3179,6 @@
           <w:p>
             <w:pPr>
               <w:pStyle w:val="Normal"/>
-              <w:keepNext/>
               <w:rPr>
                 <w:sz w:val="22"/>
                 <w:szCs w:val="22"/>
@@ -3210,7 +3205,6 @@
           <w:p>
             <w:pPr>
               <w:pStyle w:val="Normal"/>
-              <w:keepNext/>
               <w:snapToGrid w:val="false"/>
               <w:rPr>
                 <w:sz w:val="22"/>
@@ -3238,7 +3232,6 @@
           <w:p>
             <w:pPr>
               <w:pStyle w:val="Normal"/>
-              <w:keepNext/>
               <w:rPr>
                 <w:sz w:val="22"/>
                 <w:szCs w:val="22"/>
@@ -3265,7 +3258,6 @@
           <w:p>
             <w:pPr>
               <w:pStyle w:val="Normal"/>
-              <w:keepNext/>
               <w:snapToGrid w:val="false"/>
               <w:rPr>
                 <w:sz w:val="22"/>
@@ -3299,7 +3291,6 @@
           <w:p>
             <w:pPr>
               <w:pStyle w:val="Normal"/>
-              <w:keepNext/>
               <w:rPr>
                 <w:sz w:val="22"/>
                 <w:szCs w:val="22"/>
@@ -3326,7 +3317,6 @@
           <w:p>
             <w:pPr>
               <w:pStyle w:val="Normal"/>
-              <w:keepNext/>
               <w:snapToGrid w:val="false"/>
               <w:rPr>
                 <w:sz w:val="22"/>
@@ -3354,7 +3344,6 @@
           <w:p>
             <w:pPr>
               <w:pStyle w:val="Normal"/>
-              <w:keepNext/>
               <w:snapToGrid w:val="false"/>
               <w:rPr>
                 <w:sz w:val="22"/>
@@ -3381,7 +3370,6 @@
           <w:p>
             <w:pPr>
               <w:pStyle w:val="Normal"/>
-              <w:keepNext/>
               <w:snapToGrid w:val="false"/>
               <w:rPr>
                 <w:sz w:val="22"/>
@@ -3415,7 +3403,6 @@
           <w:p>
             <w:pPr>
               <w:pStyle w:val="Normal"/>
-              <w:keepNext/>
               <w:rPr>
                 <w:sz w:val="22"/>
                 <w:szCs w:val="22"/>
@@ -3442,7 +3429,6 @@
           <w:p>
             <w:pPr>
               <w:pStyle w:val="Normal"/>
-              <w:keepNext/>
               <w:snapToGrid w:val="false"/>
               <w:rPr>
                 <w:sz w:val="22"/>
@@ -3470,7 +3456,6 @@
           <w:p>
             <w:pPr>
               <w:pStyle w:val="Normal"/>
-              <w:keepNext/>
               <w:rPr>
                 <w:sz w:val="22"/>
                 <w:szCs w:val="22"/>
@@ -3497,7 +3482,6 @@
           <w:p>
             <w:pPr>
               <w:pStyle w:val="Normal"/>
-              <w:keepNext/>
               <w:rPr>
                 <w:sz w:val="22"/>
                 <w:szCs w:val="22"/>
@@ -3531,7 +3515,6 @@
           <w:p>
             <w:pPr>
               <w:pStyle w:val="Normal"/>
-              <w:keepNext/>
               <w:rPr>
                 <w:sz w:val="22"/>
                 <w:szCs w:val="22"/>
@@ -3558,7 +3541,6 @@
           <w:p>
             <w:pPr>
               <w:pStyle w:val="Normal"/>
-              <w:keepNext/>
               <w:snapToGrid w:val="false"/>
               <w:rPr>
                 <w:sz w:val="22"/>
@@ -3586,7 +3568,6 @@
           <w:p>
             <w:pPr>
               <w:pStyle w:val="Normal"/>
-              <w:keepNext/>
               <w:rPr>
                 <w:sz w:val="22"/>
                 <w:szCs w:val="22"/>
@@ -3613,7 +3594,6 @@
           <w:p>
             <w:pPr>
               <w:pStyle w:val="Normal"/>
-              <w:keepNext/>
               <w:rPr>
                 <w:sz w:val="22"/>
                 <w:szCs w:val="22"/>
@@ -3647,7 +3627,6 @@
           <w:p>
             <w:pPr>
               <w:pStyle w:val="Normal"/>
-              <w:keepNext/>
               <w:rPr>
                 <w:sz w:val="22"/>
                 <w:szCs w:val="22"/>
@@ -3674,7 +3653,6 @@
           <w:p>
             <w:pPr>
               <w:pStyle w:val="Normal"/>
-              <w:keepNext/>
               <w:snapToGrid w:val="false"/>
               <w:rPr>
                 <w:sz w:val="22"/>
@@ -3702,7 +3680,6 @@
           <w:p>
             <w:pPr>
               <w:pStyle w:val="Normal"/>
-              <w:keepNext/>
               <w:snapToGrid w:val="false"/>
               <w:rPr>
                 <w:sz w:val="22"/>
@@ -3729,7 +3706,6 @@
           <w:p>
             <w:pPr>
               <w:pStyle w:val="Normal"/>
-              <w:keepNext/>
               <w:snapToGrid w:val="false"/>
               <w:rPr>
                 <w:sz w:val="22"/>
@@ -3763,7 +3739,6 @@
           <w:p>
             <w:pPr>
               <w:pStyle w:val="Normal"/>
-              <w:keepNext/>
               <w:rPr>
                 <w:sz w:val="22"/>
                 <w:szCs w:val="22"/>
@@ -3790,7 +3765,6 @@
           <w:p>
             <w:pPr>
               <w:pStyle w:val="Normal"/>
-              <w:keepNext/>
               <w:snapToGrid w:val="false"/>
               <w:rPr>
                 <w:sz w:val="22"/>
@@ -3818,7 +3792,6 @@
           <w:p>
             <w:pPr>
               <w:pStyle w:val="Normal"/>
-              <w:keepNext/>
               <w:rPr>
                 <w:sz w:val="22"/>
                 <w:szCs w:val="22"/>
@@ -3845,7 +3818,6 @@
           <w:p>
             <w:pPr>
               <w:pStyle w:val="Normal"/>
-              <w:keepNext/>
               <w:rPr>
                 <w:sz w:val="22"/>
                 <w:szCs w:val="22"/>
@@ -3879,7 +3851,6 @@
           <w:p>
             <w:pPr>
               <w:pStyle w:val="Normal"/>
-              <w:keepNext/>
               <w:rPr>
                 <w:sz w:val="22"/>
                 <w:szCs w:val="22"/>
@@ -3906,7 +3877,6 @@
           <w:p>
             <w:pPr>
               <w:pStyle w:val="Normal"/>
-              <w:keepNext/>
               <w:snapToGrid w:val="false"/>
               <w:rPr>
                 <w:sz w:val="22"/>
@@ -3934,7 +3904,6 @@
           <w:p>
             <w:pPr>
               <w:pStyle w:val="Normal"/>
-              <w:keepNext/>
               <w:rPr>
                 <w:sz w:val="22"/>
                 <w:szCs w:val="22"/>
@@ -3961,7 +3930,6 @@
           <w:p>
             <w:pPr>
               <w:pStyle w:val="Normal"/>
-              <w:keepNext/>
               <w:rPr>
                 <w:sz w:val="22"/>
                 <w:szCs w:val="22"/>
@@ -3995,7 +3963,6 @@
           <w:p>
             <w:pPr>
               <w:pStyle w:val="Normal"/>
-              <w:keepNext/>
               <w:rPr>
                 <w:sz w:val="22"/>
                 <w:szCs w:val="22"/>
@@ -4022,7 +3989,6 @@
           <w:p>
             <w:pPr>
               <w:pStyle w:val="Normal"/>
-              <w:keepNext/>
               <w:snapToGrid w:val="false"/>
               <w:rPr>
                 <w:sz w:val="22"/>
@@ -4050,7 +4016,6 @@
           <w:p>
             <w:pPr>
               <w:pStyle w:val="Normal"/>
-              <w:keepNext/>
               <w:rPr>
                 <w:sz w:val="22"/>
                 <w:szCs w:val="22"/>
@@ -4077,7 +4042,6 @@
           <w:p>
             <w:pPr>
               <w:pStyle w:val="Normal"/>
-              <w:keepNext/>
               <w:rPr>
                 <w:sz w:val="22"/>
                 <w:szCs w:val="22"/>

--- a/templates/to.docx
+++ b/templates/to.docx
@@ -4362,6 +4362,7 @@
     <w:p>
       <w:pPr>
         <w:pStyle w:val="Normal"/>
+        <w:keepNext/>
         <w:pBdr>
           <w:top w:val="single" w:sz="4" w:space="1" w:color="000000"/>
           <w:left w:val="single" w:sz="4" w:space="0" w:color="000000"/>
@@ -4391,6 +4392,7 @@
     <w:p>
       <w:pPr>
         <w:pStyle w:val="Normal"/>
+        <w:keepNext/>
         <w:pBdr>
           <w:top w:val="single" w:sz="4" w:space="1" w:color="000000"/>
           <w:left w:val="single" w:sz="4" w:space="0" w:color="000000"/>
